--- a/docx/Parts/Part10.docx
+++ b/docx/Parts/Part10.docx
@@ -167,7 +167,7 @@
         <w:rPr>
           <w:color w:val="0000FF"/>
         </w:rPr>
-        <w:instrText xml:space="preserve"> REF _Numd19e449 \h </w:instrText>
+        <w:instrText xml:space="preserve"> REF _Numd19e444 \h </w:instrText>
       </w:r>
       <w:r>
         <w:fldChar w:fldCharType="separate"/>
@@ -213,7 +213,7 @@
         <w:rPr>
           <w:color w:val="0000FF"/>
         </w:rPr>
-        <w:instrText xml:space="preserve"> REF _Numd19e710 \h </w:instrText>
+        <w:instrText xml:space="preserve"> REF _Numd19e705 \h </w:instrText>
       </w:r>
       <w:r>
         <w:fldChar w:fldCharType="separate"/>
@@ -1073,7 +1073,7 @@
         <w:rPr>
           <w:color w:val="0000FF"/>
         </w:rPr>
-        <w:instrText xml:space="preserve"> REF _Numd19e710 \h </w:instrText>
+        <w:instrText xml:space="preserve"> REF _Numd19e705 \h </w:instrText>
       </w:r>
       <w:r>
         <w:fldChar w:fldCharType="separate"/>
@@ -1094,13 +1094,7 @@
         <w:fldChar w:fldCharType="end"/>
       </w:r>
       <w:r>
-        <w:t xml:space="preserve"> for the requirement for a prime contractor to perform market research in contracts in excess of </w:t>
-      </w:r>
-      <w:r>
-        <w:t>$7.5 million</w:t>
-      </w:r>
-      <w:r>
-        <w:t>, other than contracts for the acquisition of commercial products or commercial services (section 826 of Pub. L. 110-181).</w:t>
+        <w:t xml:space="preserve"> for the requirement for a prime contractor to perform market research in contracts in excess of $7.5 million, other than contracts for the acquisition of commercial products or commercial services (section 826 of Pub. L. 110-181).</w:t>
       </w:r>
       <w:bookmarkEnd w:id="10"/>
       <w:bookmarkEnd w:id="11"/>
@@ -1110,9 +1104,9 @@
       <w:pPr>
         <w:pStyle w:val="Heading2"/>
       </w:pPr>
-      <w:bookmarkStart w:id="24" w:name="_Numd19e449"/>
-      <w:bookmarkStart w:id="25" w:name="_Refd19e449"/>
-      <w:bookmarkStart w:id="26" w:name="_Tocd19e449"/>
+      <w:bookmarkStart w:id="24" w:name="_Numd19e444"/>
+      <w:bookmarkStart w:id="25" w:name="_Refd19e444"/>
+      <w:bookmarkStart w:id="26" w:name="_Tocd19e444"/>
       <w:r>
         <w:t/>
       </w:r>
@@ -1135,8 +1129,8 @@
           <w:numId w:val="109"/>
         </w:numPr>
       </w:pPr>
-      <w:bookmarkStart w:id="28" w:name="_Tocd19e458"/>
-      <w:bookmarkStart w:id="27" w:name="_Refd19e458"/>
+      <w:bookmarkStart w:id="28" w:name="_Tocd19e453"/>
+      <w:bookmarkStart w:id="27" w:name="_Refd19e453"/>
       <w:r>
         <w:t/>
       </w:r>
@@ -1178,8 +1172,8 @@
           <w:numId w:val="110"/>
         </w:numPr>
       </w:pPr>
-      <w:bookmarkStart w:id="30" w:name="_Tocd19e475"/>
-      <w:bookmarkStart w:id="29" w:name="_Refd19e475"/>
+      <w:bookmarkStart w:id="30" w:name="_Tocd19e470"/>
+      <w:bookmarkStart w:id="29" w:name="_Refd19e470"/>
       <w:r>
         <w:t/>
       </w:r>
@@ -1199,8 +1193,8 @@
           <w:numId w:val="111"/>
         </w:numPr>
       </w:pPr>
-      <w:bookmarkStart w:id="32" w:name="_Tocd19e483"/>
-      <w:bookmarkStart w:id="31" w:name="_Refd19e483"/>
+      <w:bookmarkStart w:id="32" w:name="_Tocd19e478"/>
+      <w:bookmarkStart w:id="31" w:name="_Refd19e478"/>
       <w:r>
         <w:t/>
       </w:r>
@@ -1220,8 +1214,8 @@
           <w:numId w:val="112"/>
         </w:numPr>
       </w:pPr>
-      <w:bookmarkStart w:id="34" w:name="_Tocd19e491"/>
-      <w:bookmarkStart w:id="33" w:name="_Refd19e491"/>
+      <w:bookmarkStart w:id="34" w:name="_Tocd19e486"/>
+      <w:bookmarkStart w:id="33" w:name="_Refd19e486"/>
       <w:r>
         <w:t/>
       </w:r>
@@ -1425,8 +1419,8 @@
           <w:numId w:val="113"/>
         </w:numPr>
       </w:pPr>
-      <w:bookmarkStart w:id="36" w:name="_Tocd19e569"/>
-      <w:bookmarkStart w:id="35" w:name="_Refd19e569"/>
+      <w:bookmarkStart w:id="36" w:name="_Tocd19e564"/>
+      <w:bookmarkStart w:id="35" w:name="_Refd19e564"/>
       <w:r>
         <w:t/>
       </w:r>
@@ -1684,8 +1678,8 @@
           <w:numId w:val="114"/>
         </w:numPr>
       </w:pPr>
-      <w:bookmarkStart w:id="38" w:name="_Tocd19e658"/>
-      <w:bookmarkStart w:id="37" w:name="_Refd19e658"/>
+      <w:bookmarkStart w:id="38" w:name="_Tocd19e653"/>
+      <w:bookmarkStart w:id="37" w:name="_Refd19e653"/>
       <w:r>
         <w:t/>
       </w:r>
@@ -1788,9 +1782,9 @@
       <w:pPr>
         <w:pStyle w:val="Heading2"/>
       </w:pPr>
-      <w:bookmarkStart w:id="39" w:name="_Numd19e710"/>
-      <w:bookmarkStart w:id="40" w:name="_Refd19e710"/>
-      <w:bookmarkStart w:id="41" w:name="_Tocd19e710"/>
+      <w:bookmarkStart w:id="39" w:name="_Numd19e705"/>
+      <w:bookmarkStart w:id="40" w:name="_Refd19e705"/>
+      <w:bookmarkStart w:id="41" w:name="_Tocd19e705"/>
       <w:r>
         <w:t/>
       </w:r>
@@ -1818,13 +1812,7 @@
         <w:t>52.210-1</w:t>
       </w:r>
       <w:r>
-        <w:t xml:space="preserve">, Market Research, in solicitations and contracts over </w:t>
-      </w:r>
-      <w:r>
-        <w:t>$7.5 million</w:t>
-      </w:r>
-      <w:r>
-        <w:t>, other than solicitations and contracts for the acquisition of commercial products or commercial services.</w:t>
+        <w:t>, Market Research, in solicitations and contracts over $7.5 million, other than solicitations and contracts for the acquisition of commercial products or commercial services.</w:t>
       </w:r>
     </w:p>
     <w:sectPr xmlns:wpc="http://schemas.microsoft.com/office/word/2010/wordprocessingCanvas" xmlns:cx="http://schemas.microsoft.com/office/drawing/2014/chartex" xmlns:cx1="http://schemas.microsoft.com/office/drawing/2015/9/8/chartex" xmlns:cx2="http://schemas.microsoft.com/office/drawing/2015/10/21/chartex" xmlns:cx3="http://schemas.microsoft.com/office/drawing/2016/5/9/chartex" xmlns:cx4="http://schemas.microsoft.com/office/drawing/2016/5/10/chartex" xmlns:cx5="http://schemas.microsoft.com/office/drawing/2016/5/11/chartex" xmlns:cx6="http://schemas.microsoft.com/office/drawing/2016/5/12/chartex" xmlns:cx7="http://schemas.microsoft.com/office/drawing/2016/5/13/chartex" xmlns:cx8="http://schemas.microsoft.com/office/drawing/2016/5/14/chartex" xmlns:mc="http://schemas.openxmlformats.org/markup-compatibility/2006" xmlns:aink="http://schemas.microsoft.com/office/drawing/2016/ink" xmlns:am3d="http://schemas.microsoft.com/office/drawing/2017/model3d" xmlns:oel="http://schemas.microsoft.com/office/2019/extlst" xmlns:wp14="http://schemas.microsoft.com/office/word/2010/wordprocessingDrawing" xmlns:w14="http://schemas.microsoft.com/office/word/2010/wordml" xmlns:w15="http://schemas.microsoft.com/office/word/2012/wordml" xmlns:w16cex="http://schemas.microsoft.com/office/word/2018/wordml/cex" xmlns:w16cid="http://schemas.microsoft.com/office/word/2016/wordml/cid" xmlns:w16="http://schemas.microsoft.com/office/word/2018/wordml" xmlns:w16du="http://schemas.microsoft.com/office/word/2023/wordml/word16du" xmlns:w16sdtdh="http://schemas.microsoft.com/office/word/2020/wordml/sdtdatahash" xmlns:w16sdtfl="http://schemas.microsoft.com/office/word/2024/wordml/sdtformatlock" xmlns:w16se="http://schemas.microsoft.com/office/word/2015/wordml/symex" xmlns:wpg="http://schemas.microsoft.com/office/word/2010/wordprocessingGroup" xmlns:wpi="http://schemas.microsoft.com/office/word/2010/wordprocessingInk" xmlns:wps="http://schemas.microsoft.com/office/word/2010/wordprocessingShape">
@@ -2031,7 +2019,7 @@
         <w:rPr>
           <w:noProof/>
         </w:rPr>
-        <w:t>5302.101   Definitions</w:t>
+        <w:t>Heading 3</w:t>
       </w:r>
     </w:fldSimple>
   </w:p>
@@ -4932,7 +4920,7 @@
   <w:style w:type="paragraph" w:default="1" w:styleId="Normal">
     <w:name w:val="Normal"/>
     <w:qFormat/>
-    <w:rsid w:val="00792F9E"/>
+    <w:rsid w:val="0035396F"/>
     <w:rPr>
       <w:rFonts w:ascii="Times New Roman" w:hAnsi="Times New Roman"/>
     </w:rPr>
@@ -5049,67 +5037,42 @@
   </w:style>
   <w:style w:type="paragraph" w:styleId="Heading6">
     <w:name w:val="heading 6"/>
-    <w:basedOn w:val="Normal"/>
+    <w:basedOn w:val="Heading4"/>
     <w:next w:val="BodyText"/>
     <w:link w:val="Heading6Char"/>
     <w:uiPriority w:val="9"/>
     <w:unhideWhenUsed/>
     <w:qFormat/>
-    <w:rsid w:val="00D068E1"/>
+    <w:rsid w:val="002D4362"/>
     <w:pPr>
-      <w:keepNext/>
-      <w:keepLines/>
-      <w:spacing w:before="40"/>
       <w:outlineLvl w:val="5"/>
     </w:pPr>
-    <w:rPr>
-      <w:rFonts w:eastAsiaTheme="majorEastAsia" w:cstheme="majorBidi"/>
-      <w:color w:val="1F3763" w:themeColor="accent1" w:themeShade="7F"/>
-    </w:rPr>
   </w:style>
   <w:style w:type="paragraph" w:styleId="Heading7">
     <w:name w:val="heading 7"/>
-    <w:basedOn w:val="Normal"/>
+    <w:basedOn w:val="Heading6"/>
     <w:next w:val="BodyText"/>
     <w:link w:val="Heading7Char"/>
     <w:uiPriority w:val="9"/>
     <w:unhideWhenUsed/>
     <w:qFormat/>
-    <w:rsid w:val="005043CB"/>
+    <w:rsid w:val="002D4362"/>
     <w:pPr>
-      <w:keepNext/>
-      <w:keepLines/>
-      <w:spacing w:before="40"/>
       <w:outlineLvl w:val="6"/>
     </w:pPr>
-    <w:rPr>
-      <w:rFonts w:asciiTheme="majorHAnsi" w:eastAsiaTheme="majorEastAsia" w:hAnsiTheme="majorHAnsi" w:cstheme="majorBidi"/>
-      <w:i/>
-      <w:iCs/>
-      <w:color w:val="1F3763" w:themeColor="accent1" w:themeShade="7F"/>
-    </w:rPr>
   </w:style>
   <w:style w:type="paragraph" w:styleId="Heading8">
     <w:name w:val="heading 8"/>
-    <w:basedOn w:val="Normal"/>
+    <w:basedOn w:val="Heading7"/>
     <w:next w:val="BodyText"/>
     <w:link w:val="Heading8Char"/>
     <w:uiPriority w:val="9"/>
     <w:unhideWhenUsed/>
     <w:qFormat/>
-    <w:rsid w:val="005043CB"/>
+    <w:rsid w:val="002D4362"/>
     <w:pPr>
-      <w:keepNext/>
-      <w:keepLines/>
-      <w:spacing w:before="40"/>
       <w:outlineLvl w:val="7"/>
     </w:pPr>
-    <w:rPr>
-      <w:rFonts w:asciiTheme="majorHAnsi" w:eastAsiaTheme="majorEastAsia" w:hAnsiTheme="majorHAnsi" w:cstheme="majorBidi"/>
-      <w:color w:val="272727" w:themeColor="text1" w:themeTint="D8"/>
-      <w:sz w:val="21"/>
-      <w:szCs w:val="21"/>
-    </w:rPr>
   </w:style>
   <w:style w:type="paragraph" w:styleId="Heading9">
     <w:name w:val="heading 9"/>
@@ -5360,10 +5323,11 @@
     <w:basedOn w:val="DefaultParagraphFont"/>
     <w:link w:val="Heading6"/>
     <w:uiPriority w:val="9"/>
-    <w:rsid w:val="00D068E1"/>
+    <w:rsid w:val="002D4362"/>
     <w:rPr>
       <w:rFonts w:ascii="Times New Roman" w:eastAsiaTheme="majorEastAsia" w:hAnsi="Times New Roman" w:cstheme="majorBidi"/>
-      <w:color w:val="1F3763" w:themeColor="accent1" w:themeShade="7F"/>
+      <w:b/>
+      <w:iCs/>
     </w:rPr>
   </w:style>
   <w:style w:type="character" w:customStyle="1" w:styleId="Heading7Char">
@@ -5371,12 +5335,11 @@
     <w:basedOn w:val="DefaultParagraphFont"/>
     <w:link w:val="Heading7"/>
     <w:uiPriority w:val="9"/>
-    <w:rsid w:val="005043CB"/>
+    <w:rsid w:val="002D4362"/>
     <w:rPr>
-      <w:rFonts w:asciiTheme="majorHAnsi" w:eastAsiaTheme="majorEastAsia" w:hAnsiTheme="majorHAnsi" w:cstheme="majorBidi"/>
-      <w:i/>
+      <w:rFonts w:ascii="Times New Roman" w:eastAsiaTheme="majorEastAsia" w:hAnsi="Times New Roman" w:cstheme="majorBidi"/>
+      <w:b/>
       <w:iCs/>
-      <w:color w:val="1F3763" w:themeColor="accent1" w:themeShade="7F"/>
     </w:rPr>
   </w:style>
   <w:style w:type="character" w:customStyle="1" w:styleId="Heading8Char">
@@ -5384,12 +5347,11 @@
     <w:basedOn w:val="DefaultParagraphFont"/>
     <w:link w:val="Heading8"/>
     <w:uiPriority w:val="9"/>
-    <w:rsid w:val="005043CB"/>
+    <w:rsid w:val="002D4362"/>
     <w:rPr>
-      <w:rFonts w:asciiTheme="majorHAnsi" w:eastAsiaTheme="majorEastAsia" w:hAnsiTheme="majorHAnsi" w:cstheme="majorBidi"/>
-      <w:color w:val="272727" w:themeColor="text1" w:themeTint="D8"/>
-      <w:sz w:val="21"/>
-      <w:szCs w:val="21"/>
+      <w:rFonts w:ascii="Times New Roman" w:eastAsiaTheme="majorEastAsia" w:hAnsi="Times New Roman" w:cstheme="majorBidi"/>
+      <w:b/>
+      <w:iCs/>
     </w:rPr>
   </w:style>
   <w:style w:type="character" w:customStyle="1" w:styleId="Heading9Char">
